--- a/docs/report_assignment_02/ASSIGNMENT_02_REPORT.docx
+++ b/docs/report_assignment_02/ASSIGNMENT_02_REPORT.docx
@@ -164,7 +164,7 @@
         <w:fldChar w:fldCharType="begin"/>
         <w:instrText xml:space="preserve">TOC \o "1-3" \h \z \u</w:instrText>
         <w:fldChar w:fldCharType="separate"/>
-        <w:t>Cập nhật mục lục trong Microsoft Word</w:t>
+        <w:t/>
         <w:fldChar w:fldCharType="end"/>
       </w:r>
     </w:p>
@@ -2461,6 +2461,14 @@
       </w:r>
     </w:p>
     <w:p>
+      <w:r>
+        <w:rPr>
+          <w:b/>
+        </w:rPr>
+        <w:t>In [D-01] — Cell xử lý hidden-zero</w:t>
+      </w:r>
+    </w:p>
+    <w:p>
       <w:pPr>
         <w:pStyle w:val="CodeBlock"/>
         <w:keepLines/>
@@ -2484,6 +2492,35 @@
         <w:rPr>
           <w:b/>
         </w:rPr>
+        <w:t>Out [D-01] — Output đã lưu trong notebook</w:t>
+      </w:r>
+    </w:p>
+    <w:p>
+      <w:pPr>
+        <w:pStyle w:val="OutputBlock"/>
+        <w:keepLines/>
+      </w:pPr>
+      <w:r>
+        <w:t>NaN count after replacing invalid zeros</w:t>
+        <w:br/>
+        <w:t>Glucose            5</w:t>
+        <w:br/>
+        <w:t>BloodPressure     35</w:t>
+        <w:br/>
+        <w:t>SkinThickness    227</w:t>
+        <w:br/>
+        <w:t>Insulin           374</w:t>
+        <w:br/>
+        <w:t>BMI                11</w:t>
+        <w:br/>
+        <w:t>Rows removed        0</w:t>
+      </w:r>
+    </w:p>
+    <w:p>
+      <w:r>
+        <w:rPr>
+          <w:b/>
+        </w:rPr>
         <w:t>Giải thích:</w:t>
       </w:r>
       <w:r>
@@ -2525,10 +2562,30 @@
         <w:rPr>
           <w:b/>
         </w:rPr>
-        <w:t>Phân tích kết quả:</w:t>
-      </w:r>
-      <w:r>
-        <w:t xml:space="preserve"> Việc xử lý hidden zero ngăn model coi “không đo được” là mức sinh lý cực thấp. Nó cũng giải thích tại sao raw representation và clean representation khác nhau dù đều có sáu cột.</w:t>
+        <w:t>Giải thích output:</w:t>
+      </w:r>
+      <w:r>
+        <w:t xml:space="preserve"> Năm con số trong </w:t>
+      </w:r>
+      <w:r>
+        <w:rPr>
+          <w:rFonts w:ascii="Consolas" w:hAnsi="Consolas"/>
+          <w:sz w:val="20"/>
+        </w:rPr>
+        <w:t>Out [D-01]</w:t>
+      </w:r>
+      <w:r>
+        <w:t xml:space="preserve"> khớp đúng số zero bất hợp lý đã thống kê trước phép thay thế. </w:t>
+      </w:r>
+      <w:r>
+        <w:rPr>
+          <w:rFonts w:ascii="Consolas" w:hAnsi="Consolas"/>
+          <w:sz w:val="20"/>
+        </w:rPr>
+        <w:t>Rows removed = 0</w:t>
+      </w:r>
+      <w:r>
+        <w:t xml:space="preserve"> xác nhận cell chỉ đánh dấu measurement thiếu, không xóa observation. Việc xử lý này ngăn model coi “không đo được” là mức sinh lý cực thấp và giải thích tại sao raw representation với clean representation khác nhau dù đều có sáu cột.</w:t>
       </w:r>
     </w:p>
     <w:p>
@@ -2537,6 +2594,14 @@
       </w:pPr>
       <w:r>
         <w:t>4.2 Bằng chứng code: Address thành Province</w:t>
+      </w:r>
+    </w:p>
+    <w:p>
+      <w:r>
+        <w:rPr>
+          <w:b/>
+        </w:rPr>
+        <w:t>In [H-01] — Cell rút gọn Address</w:t>
       </w:r>
     </w:p>
     <w:p>
@@ -2568,6 +2633,29 @@
         <w:rPr>
           <w:b/>
         </w:rPr>
+        <w:t>Out [H-01] — Output đã lưu trong notebook</w:t>
+      </w:r>
+    </w:p>
+    <w:p>
+      <w:pPr>
+        <w:pStyle w:val="OutputBlock"/>
+        <w:keepLines/>
+      </w:pPr>
+      <w:r>
+        <w:t>Address unique values before transform : 10265</w:t>
+        <w:br/>
+        <w:t>Province unique values after transform : 60</w:t>
+        <w:br/>
+        <w:t>Province missing values                : 0</w:t>
+        <w:br/>
+        <w:t>Rows after transform                   : 30229</w:t>
+      </w:r>
+    </w:p>
+    <w:p>
+      <w:r>
+        <w:rPr>
+          <w:b/>
+        </w:rPr>
         <w:t>Giải thích:</w:t>
       </w:r>
       <w:r>
@@ -2609,10 +2697,10 @@
         <w:rPr>
           <w:b/>
         </w:rPr>
-        <w:t>Phân tích kết quả:</w:t>
-      </w:r>
-      <w:r>
-        <w:t xml:space="preserve"> Output notebook xác nhận 0 Province missing và 60 labels. Cách này giảm cardinality so với one-hot trực tiếp 10.265 địa chỉ, đồng thời vẫn giữ tín hiệu thị trường.</w:t>
+        <w:t>Giải thích output:</w:t>
+      </w:r>
+      <w:r>
+        <w:t xml:space="preserve"> Cardinality giảm từ 10.265 địa chỉ xuống 60 Province trong khi vẫn giữ đủ 30.229 observations và không tạo giá trị Province thiếu. Cách này làm one-hot representation gọn hơn nhưng vẫn giữ tín hiệu thị trường theo địa lý.</w:t>
       </w:r>
     </w:p>
     <w:p>
@@ -2621,6 +2709,14 @@
       </w:pPr>
       <w:r>
         <w:t>4.3 Bằng chứng code: TF-IDF và FeatureUnion</w:t>
+      </w:r>
+    </w:p>
+    <w:p>
+      <w:r>
+        <w:rPr>
+          <w:b/>
+        </w:rPr>
+        <w:t>In [E-01] — Cell tạo hai nhánh feature</w:t>
       </w:r>
     </w:p>
     <w:p>
@@ -2661,6 +2757,33 @@
         <w:rPr>
           <w:b/>
         </w:rPr>
+        <w:t>Out [E-01] — Output đã lưu trong notebook</w:t>
+      </w:r>
+    </w:p>
+    <w:p>
+      <w:pPr>
+        <w:pStyle w:val="OutputBlock"/>
+        <w:keepLines/>
+      </w:pPr>
+      <w:r>
+        <w:t>TF-IDF vocabulary size       : 12000</w:t>
+        <w:br/>
+        <w:t>Engineered numerical columns : 5</w:t>
+        <w:br/>
+        <w:t>Text representation shape    : (1, 12000)</w:t>
+        <w:br/>
+        <w:t>Tabular representation shape : (1, 5)</w:t>
+        <w:br/>
+        <w:t>Combined representation      : (1, 12005)</w:t>
+        <w:br/>
+        <w:t>Combined matrix type         : sparse</w:t>
+      </w:r>
+    </w:p>
+    <w:p>
+      <w:r>
+        <w:rPr>
+          <w:b/>
+        </w:rPr>
         <w:t>Giải thích:</w:t>
       </w:r>
       <w:r>
@@ -2702,10 +2825,20 @@
         <w:rPr>
           <w:b/>
         </w:rPr>
-        <w:t>Phân tích kết quả:</w:t>
-      </w:r>
-      <w:r>
-        <w:t xml:space="preserve"> Token ID chỉ là vị trí trong vocabulary; TF-IDF vector chứa weighted term values; embedding là dense learned vector. Notebook không đồng nhất ba khái niệm. TF-IDF được chọn thay vì tensor Transformer </w:t>
+        <w:t>Giải thích output:</w:t>
+      </w:r>
+      <w:r>
+        <w:t xml:space="preserve"> Shape thực tế chứng minh phép cộng chiều </w:t>
+      </w:r>
+      <w:r>
+        <w:rPr>
+          <w:rFonts w:ascii="Consolas" w:hAnsi="Consolas"/>
+          <w:sz w:val="20"/>
+        </w:rPr>
+        <w:t>12.000 + 5 = 12.005</w:t>
+      </w:r>
+      <w:r>
+        <w:t xml:space="preserve">; đây là model input sau transform chứ không phải 12.005 trường người dùng phải nhập. Token ID chỉ là vị trí trong vocabulary; TF-IDF vector chứa weighted term values; embedding là dense learned vector. Notebook không đồng nhất ba khái niệm. TF-IDF được chọn thay vì tensor Transformer </w:t>
       </w:r>
       <w:r>
         <w:rPr>
@@ -6268,7 +6401,7 @@
         <w:rPr>
           <w:b/>
         </w:rPr>
-        <w:t>Đoạn mã A.1 — Đọc dữ liệu và xác nhận kích thước</w:t>
+        <w:t>In [A.1] — Đọc dữ liệu và xác nhận kích thước</w:t>
       </w:r>
     </w:p>
     <w:p>
@@ -6293,48 +6426,7 @@
         <w:rPr>
           <w:b/>
         </w:rPr>
-        <w:t>Giải thích mã:</w:t>
-      </w:r>
-      <w:r>
-        <w:t xml:space="preserve"> </w:t>
-      </w:r>
-      <w:r>
-        <w:rPr>
-          <w:rFonts w:ascii="Consolas" w:hAnsi="Consolas"/>
-          <w:sz w:val="20"/>
-        </w:rPr>
-        <w:t>read_csv</w:t>
-      </w:r>
-      <w:r>
-        <w:t xml:space="preserve"> tạo một observation cho mỗi hàng; </w:t>
-      </w:r>
-      <w:r>
-        <w:rPr>
-          <w:rFonts w:ascii="Consolas" w:hAnsi="Consolas"/>
-          <w:sz w:val="20"/>
-        </w:rPr>
-        <w:t>shape</w:t>
-      </w:r>
-      <w:r>
-        <w:t xml:space="preserve"> kiểm tra quy mô trước mọi phép biến đổi. </w:t>
-      </w:r>
-      <w:r>
-        <w:rPr>
-          <w:rFonts w:ascii="Consolas" w:hAnsi="Consolas"/>
-          <w:sz w:val="20"/>
-        </w:rPr>
-        <w:t>head</w:t>
-      </w:r>
-      <w:r>
-        <w:t xml:space="preserve"> cho phép đối chiếu tên cột và kiểu giá trị thực tế thay vì suy đoán schema.</w:t>
-      </w:r>
-    </w:p>
-    <w:p>
-      <w:r>
-        <w:rPr>
-          <w:b/>
-        </w:rPr>
-        <w:t>Kết quả thực thi:</w:t>
+        <w:t>Out [A.1] — Output đã lưu trong notebook</w:t>
       </w:r>
     </w:p>
     <w:p>
@@ -6361,10 +6453,40 @@
         <w:rPr>
           <w:b/>
         </w:rPr>
-        <w:t>Phân tích kết quả:</w:t>
-      </w:r>
-      <w:r>
-        <w:t xml:space="preserve"> Chín cột gồm tám candidate inputs và target </w:t>
+        <w:t>Giải thích code và output:</w:t>
+      </w:r>
+      <w:r>
+        <w:t xml:space="preserve"> </w:t>
+      </w:r>
+      <w:r>
+        <w:rPr>
+          <w:rFonts w:ascii="Consolas" w:hAnsi="Consolas"/>
+          <w:sz w:val="20"/>
+        </w:rPr>
+        <w:t>read_csv</w:t>
+      </w:r>
+      <w:r>
+        <w:t xml:space="preserve"> tạo một observation cho mỗi hàng; </w:t>
+      </w:r>
+      <w:r>
+        <w:rPr>
+          <w:rFonts w:ascii="Consolas" w:hAnsi="Consolas"/>
+          <w:sz w:val="20"/>
+        </w:rPr>
+        <w:t>shape</w:t>
+      </w:r>
+      <w:r>
+        <w:t xml:space="preserve"> kiểm tra quy mô trước mọi phép biến đổi. </w:t>
+      </w:r>
+      <w:r>
+        <w:rPr>
+          <w:rFonts w:ascii="Consolas" w:hAnsi="Consolas"/>
+          <w:sz w:val="20"/>
+        </w:rPr>
+        <w:t>head</w:t>
+      </w:r>
+      <w:r>
+        <w:t xml:space="preserve"> cho phép đối chiếu tên cột và kiểu giá trị thực tế thay vì suy đoán schema. Output xác nhận chín cột gồm tám candidate inputs và target </w:t>
       </w:r>
       <w:r>
         <w:rPr>
@@ -6421,7 +6543,7 @@
         <w:rPr>
           <w:b/>
         </w:rPr>
-        <w:t>Đoạn mã A.2 — Đếm zero ở các phép đo sinh lý</w:t>
+        <w:t>In [A.2] — Đếm zero ở các phép đo sinh lý</w:t>
       </w:r>
     </w:p>
     <w:p>
@@ -6450,7 +6572,7 @@
         <w:rPr>
           <w:b/>
         </w:rPr>
-        <w:t>Kết quả thực thi:</w:t>
+        <w:t>Out [A.2] — Output đã lưu trong notebook</w:t>
       </w:r>
     </w:p>
     <w:p>
@@ -6477,7 +6599,7 @@
         <w:rPr>
           <w:b/>
         </w:rPr>
-        <w:t>Giải thích mã:</w:t>
+        <w:t>Giải thích code và output:</w:t>
       </w:r>
       <w:r>
         <w:t xml:space="preserve"> Kiểm tra </w:t>
@@ -6490,18 +6612,7 @@
         <w:t>isna()</w:t>
       </w:r>
       <w:r>
-        <w:t xml:space="preserve"> ban đầu trả zero missing values, nhưng giá trị số 0 ở những phép đo trên không hợp lý về sinh lý và thực chất biểu diễn “không đo được”. Code tách riêng danh sách này để tránh áp dụng quy tắc một cách mù quáng cho mọi cột.</w:t>
-      </w:r>
-    </w:p>
-    <w:p>
-      <w:r>
-        <w:rPr>
-          <w:b/>
-        </w:rPr>
-        <w:t>Phân tích kết quả:</w:t>
-      </w:r>
-      <w:r>
-        <w:t xml:space="preserve"> </w:t>
+        <w:t xml:space="preserve"> ban đầu trả zero missing values, nhưng giá trị số 0 ở những phép đo trên không hợp lý về sinh lý và thực chất biểu diễn “không đo được”. Code tách riêng danh sách này để tránh áp dụng quy tắc một cách mù quáng cho mọi cột. Output cho thấy </w:t>
       </w:r>
       <w:r>
         <w:rPr>
@@ -6600,7 +6711,7 @@
         <w:rPr>
           <w:b/>
         </w:rPr>
-        <w:t>Đoạn mã A.3 — Chuyển zero không hợp lý thành missing</w:t>
+        <w:t>In [A.3] — Chuyển zero không hợp lý thành missing</w:t>
       </w:r>
     </w:p>
     <w:p>
@@ -6623,6 +6734,14 @@
       </w:r>
     </w:p>
     <w:p>
+      <w:r>
+        <w:rPr>
+          <w:b/>
+        </w:rPr>
+        <w:t>Out [A.3] — Output đã lưu trong notebook</w:t>
+      </w:r>
+    </w:p>
+    <w:p>
       <w:pPr>
         <w:pStyle w:val="OutputBlock"/>
         <w:keepLines/>
@@ -6673,7 +6792,7 @@
         <w:rPr>
           <w:b/>
         </w:rPr>
-        <w:t>Đoạn mã A.4 — Xác định raw representation cuối</w:t>
+        <w:t>In [A.4] — Xác định raw representation cuối</w:t>
       </w:r>
     </w:p>
     <w:p>
@@ -6697,7 +6816,58 @@
     </w:p>
     <w:p>
       <w:r>
-        <w:t xml:space="preserve">Mỗi observation trước preprocessing là một vector sáu giá trị. Sau hidden-zero handling, median imputation và scaling, shape vẫn là </w:t>
+        <w:rPr>
+          <w:b/>
+        </w:rPr>
+        <w:t>Out [A.4] — Output đã lưu trong notebook</w:t>
+      </w:r>
+    </w:p>
+    <w:p>
+      <w:pPr>
+        <w:pStyle w:val="OutputBlock"/>
+        <w:keepLines/>
+      </w:pPr>
+      <w:r>
+        <w:t>selected_features:</w:t>
+        <w:br/>
+        <w:t>['Pregnancies', 'Glucose', 'BloodPressure', 'BMI',</w:t>
+        <w:br/>
+        <w:t xml:space="preserve"> 'DiabetesPedigreeFunction', 'Age']</w:t>
+        <w:br/>
+        <w:t>X shape: (768, 6)</w:t>
+        <w:br/>
+        <w:t>y shape: (768,)</w:t>
+      </w:r>
+    </w:p>
+    <w:p>
+      <w:r>
+        <w:rPr>
+          <w:b/>
+        </w:rPr>
+        <w:t>Giải thích code và output:</w:t>
+      </w:r>
+      <w:r>
+        <w:t xml:space="preserve"> Mỗi observation trước preprocessing là một vector sáu giá trị. Output </w:t>
+      </w:r>
+      <w:r>
+        <w:rPr>
+          <w:rFonts w:ascii="Consolas" w:hAnsi="Consolas"/>
+          <w:sz w:val="20"/>
+        </w:rPr>
+        <w:t>X shape = (768, 6)</w:t>
+      </w:r>
+      <w:r>
+        <w:t xml:space="preserve"> xác nhận representation có đúng sáu cột; </w:t>
+      </w:r>
+      <w:r>
+        <w:rPr>
+          <w:rFonts w:ascii="Consolas" w:hAnsi="Consolas"/>
+          <w:sz w:val="20"/>
+        </w:rPr>
+        <w:t>y</w:t>
+      </w:r>
+      <w:r>
+        <w:t xml:space="preserve"> chỉ chứa target và không nằm trong feature matrix. Sau hidden-zero handling, median imputation và scaling, shape vẫn là </w:t>
       </w:r>
       <w:r>
         <w:rPr>
@@ -6717,7 +6887,7 @@
         <w:t>B</w:t>
       </w:r>
       <w:r>
-        <w:t xml:space="preserve"> là số hồ sơ được suy luận cùng lúc, còn 6 là số raw numerical features đã chốt.</w:t>
+        <w:t xml:space="preserve"> là số hồ sơ được suy luận cùng lúc.</w:t>
       </w:r>
     </w:p>
     <w:p>
@@ -6725,7 +6895,7 @@
         <w:rPr>
           <w:b/>
         </w:rPr>
-        <w:t>Đoạn mã A.5 — Pipeline tiền xử lý và classifier</w:t>
+        <w:t>In [A.5] — Pipeline tiền xử lý và classifier</w:t>
       </w:r>
     </w:p>
     <w:p>
@@ -6761,7 +6931,34 @@
         <w:rPr>
           <w:b/>
         </w:rPr>
-        <w:t>Giải thích mã:</w:t>
+        <w:t>Out [A.5] — Output đã lưu trong notebook</w:t>
+      </w:r>
+    </w:p>
+    <w:p>
+      <w:pPr>
+        <w:pStyle w:val="OutputBlock"/>
+        <w:keepLines/>
+      </w:pPr>
+      <w:r>
+        <w:t>Training samples : 614</w:t>
+        <w:br/>
+        <w:t>Testing samples  : 154</w:t>
+        <w:br/>
+        <w:t>Train class ratio: class 0 = 0.651; class 1 = 0.349</w:t>
+        <w:br/>
+        <w:t>Test class ratio : class 0 = 0.649; class 1 = 0.351</w:t>
+        <w:br/>
+        <w:t>Reloaded demo predictions: [0, 0, 1]</w:t>
+        <w:br/>
+        <w:t>Predictions before/after save are equal: True</w:t>
+      </w:r>
+    </w:p>
+    <w:p>
+      <w:r>
+        <w:rPr>
+          <w:b/>
+        </w:rPr>
+        <w:t>Giải thích code và output:</w:t>
       </w:r>
       <w:r>
         <w:t xml:space="preserve"> </w:t>
@@ -6804,18 +7001,7 @@
         <w:t>transform</w:t>
       </w:r>
       <w:r>
-        <w:t>. Artifact lưu cả hai transformer và classifier.</w:t>
-      </w:r>
-    </w:p>
-    <w:p>
-      <w:r>
-        <w:rPr>
-          <w:b/>
-        </w:rPr>
-        <w:t>Kết quả thực thi:</w:t>
-      </w:r>
-      <w:r>
-        <w:t xml:space="preserve"> Split có 614 training samples và 154 testing samples; tỷ lệ lớp lần lượt xấp xỉ 0,651/0,349 và 0,649/0,351. Persisted model tải lại cho demo predictions </w:t>
+        <w:t xml:space="preserve">. Output xác nhận stratified split giữ tỷ lệ lớp gần như nhau và artifact tải lại cho đúng ba demo predictions </w:t>
       </w:r>
       <w:r>
         <w:rPr>
@@ -6825,7 +7011,7 @@
         <w:t>[0, 0, 1]</w:t>
       </w:r>
       <w:r>
-        <w:t>, bằng predictions trước khi lưu.</w:t>
+        <w:t>. Artifact vì thế chứa cả hai transformer lẫn classifier, không chỉ estimator cuối.</w:t>
       </w:r>
     </w:p>
     <w:p>
@@ -7858,7 +8044,7 @@
         <w:rPr>
           <w:b/>
         </w:rPr>
-        <w:t>Đoạn mã A.6 — Cross-validation theo max_depth</w:t>
+        <w:t>In [A.6] — Cross-validation theo max_depth</w:t>
       </w:r>
     </w:p>
     <w:p>
@@ -7876,6 +8062,14 @@
         <w:t>print(rf_depth_6_scores)</w:t>
         <w:br/>
         <w:t>print("Mean F1-score:", round(rf_depth_6_scores.mean(), 4))</w:t>
+      </w:r>
+    </w:p>
+    <w:p>
+      <w:r>
+        <w:rPr>
+          <w:b/>
+        </w:rPr>
+        <w:t>Out [A.6] — Output đã lưu trong notebook</w:t>
       </w:r>
     </w:p>
     <w:p>
@@ -8030,7 +8224,7 @@
         <w:rPr>
           <w:b/>
         </w:rPr>
-        <w:t>Đoạn mã B.1 — Đọc dữ liệu và kiểm tra schema</w:t>
+        <w:t>In [B.1] — Đọc dữ liệu và kiểm tra schema</w:t>
       </w:r>
     </w:p>
     <w:p>
@@ -8051,6 +8245,14 @@
       </w:r>
     </w:p>
     <w:p>
+      <w:r>
+        <w:rPr>
+          <w:b/>
+        </w:rPr>
+        <w:t>Out [B.1] — Output đã lưu trong notebook</w:t>
+      </w:r>
+    </w:p>
+    <w:p>
       <w:pPr>
         <w:pStyle w:val="OutputBlock"/>
         <w:keepLines/>
@@ -8072,10 +8274,10 @@
         <w:rPr>
           <w:b/>
         </w:rPr>
-        <w:t>Giải thích và phân tích:</w:t>
-      </w:r>
-      <w:r>
-        <w:t xml:space="preserve"> Mỗi hàng là một tin đăng, không phải một giao dịch hoàn tất. </w:t>
+        <w:t>Giải thích code và output:</w:t>
+      </w:r>
+      <w:r>
+        <w:t xml:space="preserve"> Mỗi hàng là một tin đăng, không phải một giao dịch hoàn tất. Output xác nhận dataset có 30.229 observations, 11 candidate raw inputs và target liên tục </w:t>
       </w:r>
       <w:r>
         <w:rPr>
@@ -8085,7 +8287,7 @@
         <w:t>Price</w:t>
       </w:r>
       <w:r>
-        <w:t xml:space="preserve"> là target liên tục theo tỷ VND; 11 cột còn lại là candidate raw inputs. Target có minimum 1,0, maximum 11,5, mean 5,8721, median 5,9 và skewness -0,029 trong dataset đã dùng. Vì đây là regression, báo cáo dùng MAE, MSE, RMSE, R² và MAPE; không có khái niệm Accuracy cho giá nhà.</w:t>
+        <w:t xml:space="preserve"> theo tỷ VND. Target có minimum 1,0, maximum 11,5, mean 5,8721, median 5,9 và skewness -0,029 trong dataset đã dùng. Vì đây là regression, báo cáo dùng MAE, MSE, RMSE, R² và MAPE; không có khái niệm Accuracy cho giá nhà.</w:t>
       </w:r>
     </w:p>
     <w:p>
@@ -8101,7 +8303,7 @@
         <w:rPr>
           <w:b/>
         </w:rPr>
-        <w:t>Đoạn mã B.2 — Missing-value ledger</w:t>
+        <w:t>In [B.2] — Missing-value ledger</w:t>
       </w:r>
     </w:p>
     <w:p>
@@ -8124,7 +8326,7 @@
         <w:rPr>
           <w:b/>
         </w:rPr>
-        <w:t>Kết quả thực thi:</w:t>
+        <w:t>Out [B.2] — Output đã lưu trong notebook</w:t>
       </w:r>
     </w:p>
     <w:p>
@@ -8176,7 +8378,7 @@
         <w:rPr>
           <w:b/>
         </w:rPr>
-        <w:t>Đoạn mã B.3 — Trích xuất và chuẩn hóa Province</w:t>
+        <w:t>In [B.3] — Trích xuất và chuẩn hóa Province</w:t>
       </w:r>
     </w:p>
     <w:p>
@@ -8216,7 +8418,32 @@
         <w:rPr>
           <w:b/>
         </w:rPr>
-        <w:t>Giải thích mã:</w:t>
+        <w:t>Out [B.3] — Output đã lưu trong notebook</w:t>
+      </w:r>
+    </w:p>
+    <w:p>
+      <w:pPr>
+        <w:pStyle w:val="OutputBlock"/>
+        <w:keepLines/>
+      </w:pPr>
+      <w:r>
+        <w:t>Address unique values before transform : 10265</w:t>
+        <w:br/>
+        <w:t>Province unique values after transform : 60</w:t>
+        <w:br/>
+        <w:t>Rows before / after transform           : 30229 / 30229</w:t>
+        <w:br/>
+        <w:t>Rows dropped                            : 0</w:t>
+        <w:br/>
+        <w:t>Missing Price                           : 0</w:t>
+      </w:r>
+    </w:p>
+    <w:p>
+      <w:r>
+        <w:rPr>
+          <w:b/>
+        </w:rPr>
+        <w:t>Giải thích code và output:</w:t>
       </w:r>
       <w:r>
         <w:t xml:space="preserve"> </w:t>
@@ -8229,18 +8456,7 @@
         <w:t>Address</w:t>
       </w:r>
       <w:r>
-        <w:t xml:space="preserve"> có 10.265 unique values, quá chi tiết để one-hot trực tiếp trong phạm vi dataset này. Hàm chuẩn hóa Unicode, lấy thành phần sau dấu phẩy cuối và gom alias đã biết. Đây là parsing xác định, không phải geocoding và không suy ra tọa độ.</w:t>
-      </w:r>
-    </w:p>
-    <w:p>
-      <w:r>
-        <w:rPr>
-          <w:b/>
-        </w:rPr>
-        <w:t>Kết quả thực thi:</w:t>
-      </w:r>
-      <w:r>
-        <w:t xml:space="preserve"> Dataset sau làm sạch vẫn có 30.229 rows, zero row dropped và zero missing target. Province tạo được 60 nhãn chuẩn hóa; Hồ Chí Minh và Hà Nội chiếm phần lớn observations.</w:t>
+        <w:t xml:space="preserve"> có 10.265 unique values, quá chi tiết để one-hot trực tiếp trong phạm vi dataset này. Hàm chuẩn hóa Unicode, lấy thành phần sau dấu phẩy cuối và gom alias đã biết. Output xác nhận dataset sau làm sạch vẫn có 30.229 rows, zero row dropped, zero missing target và 60 Province labels chuẩn hóa. Đây là parsing xác định, không phải geocoding và không suy ra tọa độ.</w:t>
       </w:r>
     </w:p>
     <w:p>
@@ -8267,7 +8483,7 @@
         <w:rPr>
           <w:b/>
         </w:rPr>
-        <w:t>Đoạn mã B.4 — Hai nhánh preprocessing</w:t>
+        <w:t>In [B.4] — Hai nhánh preprocessing</w:t>
       </w:r>
     </w:p>
     <w:p>
@@ -8308,48 +8524,7 @@
         <w:rPr>
           <w:b/>
         </w:rPr>
-        <w:t>Giải thích mã:</w:t>
-      </w:r>
-      <w:r>
-        <w:t xml:space="preserve"> Numerical và categorical columns cần phép biến đổi khác nhau nên được định tuyến bằng </w:t>
-      </w:r>
-      <w:r>
-        <w:rPr>
-          <w:rFonts w:ascii="Consolas" w:hAnsi="Consolas"/>
-          <w:sz w:val="20"/>
-        </w:rPr>
-        <w:t>ColumnTransformer</w:t>
-      </w:r>
-      <w:r>
-        <w:t xml:space="preserve">. Không dùng </w:t>
-      </w:r>
-      <w:r>
-        <w:rPr>
-          <w:rFonts w:ascii="Consolas" w:hAnsi="Consolas"/>
-          <w:sz w:val="20"/>
-        </w:rPr>
-        <w:t>LabelEncoder</w:t>
-      </w:r>
-      <w:r>
-        <w:t xml:space="preserve"> cho Province/hướng/trạng thái vì integer code sẽ tạo thứ tự giả. </w:t>
-      </w:r>
-      <w:r>
-        <w:rPr>
-          <w:rFonts w:ascii="Consolas" w:hAnsi="Consolas"/>
-          <w:sz w:val="20"/>
-        </w:rPr>
-        <w:t>handle_unknown="ignore"</w:t>
-      </w:r>
-      <w:r>
-        <w:t xml:space="preserve"> khiến category mới ở inference trở thành vector zero trong nhóm tương ứng thay vì làm API crash.</w:t>
-      </w:r>
-    </w:p>
-    <w:p>
-      <w:r>
-        <w:rPr>
-          <w:b/>
-        </w:rPr>
-        <w:t>Kết quả thực thi:</w:t>
+        <w:t>Out [B.4] — Output đã lưu trong notebook</w:t>
       </w:r>
     </w:p>
     <w:p>
@@ -8372,10 +8547,40 @@
         <w:rPr>
           <w:b/>
         </w:rPr>
-        <w:t>Phân tích kết quả:</w:t>
-      </w:r>
-      <w:r>
-        <w:t xml:space="preserve"> Người dùng nhập 11 fields nhưng model nhận 83 numerical columns. Các numerical features vẫn đóng góp một cột mỗi feature; categorical categories mở rộng thành nhiều one-hot indicators. Do đó </w:t>
+        <w:t>Giải thích code và output:</w:t>
+      </w:r>
+      <w:r>
+        <w:t xml:space="preserve"> Numerical và categorical columns cần phép biến đổi khác nhau nên được định tuyến bằng </w:t>
+      </w:r>
+      <w:r>
+        <w:rPr>
+          <w:rFonts w:ascii="Consolas" w:hAnsi="Consolas"/>
+          <w:sz w:val="20"/>
+        </w:rPr>
+        <w:t>ColumnTransformer</w:t>
+      </w:r>
+      <w:r>
+        <w:t xml:space="preserve">. Không dùng </w:t>
+      </w:r>
+      <w:r>
+        <w:rPr>
+          <w:rFonts w:ascii="Consolas" w:hAnsi="Consolas"/>
+          <w:sz w:val="20"/>
+        </w:rPr>
+        <w:t>LabelEncoder</w:t>
+      </w:r>
+      <w:r>
+        <w:t xml:space="preserve"> cho Province/hướng/trạng thái vì integer code sẽ tạo thứ tự giả. </w:t>
+      </w:r>
+      <w:r>
+        <w:rPr>
+          <w:rFonts w:ascii="Consolas" w:hAnsi="Consolas"/>
+          <w:sz w:val="20"/>
+        </w:rPr>
+        <w:t>handle_unknown="ignore"</w:t>
+      </w:r>
+      <w:r>
+        <w:t xml:space="preserve"> khiến category mới ở inference trở thành vector zero trong nhóm tương ứng thay vì làm API crash. Output chứng minh người dùng nhập 11 fields nhưng model nhận 83 numerical columns: </w:t>
       </w:r>
       <w:r>
         <w:rPr>
@@ -8853,14 +9058,67 @@
       </w:pPr>
     </w:p>
     <w:p>
+      <w:r>
+        <w:rPr>
+          <w:b/>
+        </w:rPr>
+        <w:t>In [B.5] — Controlled comparison 6 và 11 raw features</w:t>
+      </w:r>
+    </w:p>
+    <w:p>
+      <w:pPr>
+        <w:pStyle w:val="CodeBlock"/>
+        <w:keepLines/>
+      </w:pPr>
+      <w:r>
+        <w:t>for name, X_rep, numeric_cols, categorical_cols in representation_definitions:</w:t>
+        <w:br/>
+        <w:t xml:space="preserve">    pipeline = create_model_pipeline(</w:t>
+        <w:br/>
+        <w:t xml:space="preserve">        RandomForestRegressor(</w:t>
+        <w:br/>
+        <w:t xml:space="preserve">            n_estimators=100, max_depth=12, random_state=42</w:t>
+        <w:br/>
+        <w:t xml:space="preserve">        ),</w:t>
+        <w:br/>
+        <w:t xml:space="preserve">        numeric_cols,</w:t>
+        <w:br/>
+        <w:t xml:space="preserve">        categorical_cols,</w:t>
+        <w:br/>
+        <w:t xml:space="preserve">    )</w:t>
+        <w:br/>
+        <w:t xml:space="preserve">    rmse = -cross_val_score(</w:t>
+        <w:br/>
+        <w:t xml:space="preserve">        pipeline, X_rep, y_train, cv=cv_strategy,</w:t>
+        <w:br/>
+        <w:t xml:space="preserve">        scoring="neg_root_mean_squared_error",</w:t>
+        <w:br/>
+        <w:t xml:space="preserve">    )</w:t>
+        <w:br/>
+        <w:t xml:space="preserve">    print(name, np.round(rmse, 4), rmse.mean(), rmse.std())</w:t>
+      </w:r>
+    </w:p>
+    <w:p>
+      <w:r>
+        <w:rPr>
+          <w:b/>
+        </w:rPr>
+        <w:t>Out [B.5] — Output đã lưu trong notebook</w:t>
+      </w:r>
+    </w:p>
+    <w:p>
       <w:pPr>
         <w:pStyle w:val="OutputBlock"/>
         <w:keepLines/>
       </w:pPr>
       <w:r>
-        <w:t>6 selected features: mean CV RMSE = 1.6526</w:t>
+        <w:t>Selected 6 features folds : [1.6372 1.6894 1.6402 1.6473 1.6490]</w:t>
         <w:br/>
-        <w:t>11 usable features:  mean CV RMSE = 1.6078</w:t>
+        <w:t>Mean CV RMSE = 1.6526; Std CV RMSE = 0.0189</w:t>
+        <w:br/>
+        <w:t>All usable 11 fields folds: [1.5814 1.6466 1.5925 1.5983 1.6201]</w:t>
+        <w:br/>
+        <w:t>Mean CV RMSE = 1.6078; Std CV RMSE = 0.0231</w:t>
       </w:r>
     </w:p>
     <w:p>
@@ -8895,6 +9153,14 @@
       </w:pPr>
       <w:r>
         <w:t>B.6 Final evaluation, residual và limitation</w:t>
+      </w:r>
+    </w:p>
+    <w:p>
+      <w:r>
+        <w:rPr>
+          <w:b/>
+        </w:rPr>
+        <w:t>In [B.6] — Fit final Pipeline và tính regression metrics</w:t>
       </w:r>
     </w:p>
     <w:p>
@@ -8918,6 +9184,14 @@
         <w:t xml:space="preserve">    ))</w:t>
         <w:br/>
         <w:t>])</w:t>
+      </w:r>
+    </w:p>
+    <w:p>
+      <w:r>
+        <w:rPr>
+          <w:b/>
+        </w:rPr>
+        <w:t>Out [B.6] — Output đã lưu trong notebook</w:t>
       </w:r>
     </w:p>
     <w:p>
@@ -9036,7 +9310,7 @@
         <w:rPr>
           <w:b/>
         </w:rPr>
-        <w:t>Đoạn mã C.1 — Đọc file nguồn thực tế</w:t>
+        <w:t>In [C.1] — Đọc file nguồn thực tế</w:t>
       </w:r>
     </w:p>
     <w:p>
@@ -9055,6 +9329,14 @@
       </w:r>
     </w:p>
     <w:p>
+      <w:r>
+        <w:rPr>
+          <w:b/>
+        </w:rPr>
+        <w:t>Out [C.1] — Output đã lưu trong notebook</w:t>
+      </w:r>
+    </w:p>
+    <w:p>
       <w:pPr>
         <w:pStyle w:val="OutputBlock"/>
         <w:keepLines/>
@@ -9070,10 +9352,30 @@
         <w:rPr>
           <w:b/>
         </w:rPr>
-        <w:t>Phân tích kết quả:</w:t>
-      </w:r>
-      <w:r>
-        <w:t xml:space="preserve"> 568.454 là raw dataset size, không phải modeling sample. Quy mô này cùng representation văn bản 12.000 chiều khiến sparse matrix trở thành yêu cầu kỹ thuật; tạo dense matrix sẽ lãng phí bộ nhớ rất lớn.</w:t>
+        <w:t>Giải thích code và output:</w:t>
+      </w:r>
+      <w:r>
+        <w:t xml:space="preserve"> </w:t>
+      </w:r>
+      <w:r>
+        <w:rPr>
+          <w:rFonts w:ascii="Consolas" w:hAnsi="Consolas"/>
+          <w:sz w:val="20"/>
+        </w:rPr>
+        <w:t>read_csv</w:t>
+      </w:r>
+      <w:r>
+        <w:t xml:space="preserve"> nạp file nguồn, còn </w:t>
+      </w:r>
+      <w:r>
+        <w:rPr>
+          <w:rFonts w:ascii="Consolas" w:hAnsi="Consolas"/>
+          <w:sz w:val="20"/>
+        </w:rPr>
+        <w:t>shape</w:t>
+      </w:r>
+      <w:r>
+        <w:t xml:space="preserve"> kiểm tra số observation và số cột trước cleaning. Output xác nhận 568.454 là raw dataset size, không phải modeling sample. Quy mô này cùng representation văn bản 12.000 chiều khiến sparse matrix trở thành yêu cầu kỹ thuật; tạo dense matrix sẽ lãng phí bộ nhớ rất lớn.</w:t>
       </w:r>
     </w:p>
     <w:p>
@@ -9081,7 +9383,7 @@
         <w:rPr>
           <w:b/>
         </w:rPr>
-        <w:t>Đoạn mã C.2 — Target, record validation và duplicate removal</w:t>
+        <w:t>In [C.2] — Target, record validation và duplicate removal</w:t>
       </w:r>
     </w:p>
     <w:p>
@@ -9118,6 +9420,14 @@
       </w:r>
     </w:p>
     <w:p>
+      <w:r>
+        <w:rPr>
+          <w:b/>
+        </w:rPr>
+        <w:t>Out [C.2] — Output đã lưu trong notebook</w:t>
+      </w:r>
+    </w:p>
+    <w:p>
       <w:pPr>
         <w:pStyle w:val="OutputBlock"/>
         <w:keepLines/>
@@ -9360,7 +9670,7 @@
         <w:rPr>
           <w:b/>
         </w:rPr>
-        <w:t>Đoạn mã C.3 — TF-IDF branch</w:t>
+        <w:t>In [C.3] — TF-IDF branch</w:t>
       </w:r>
     </w:p>
     <w:p>
@@ -9395,6 +9705,14 @@
       </w:r>
     </w:p>
     <w:p>
+      <w:r>
+        <w:rPr>
+          <w:b/>
+        </w:rPr>
+        <w:t>Out [C.3] — Output đã lưu trong notebook</w:t>
+      </w:r>
+    </w:p>
+    <w:p>
       <w:pPr>
         <w:pStyle w:val="OutputBlock"/>
         <w:keepLines/>
@@ -9490,7 +9808,7 @@
         <w:rPr>
           <w:b/>
         </w:rPr>
-        <w:t>Đoạn mã C.4 — Tabular transformer</w:t>
+        <w:t>In [C.4] — Tabular transformer</w:t>
       </w:r>
     </w:p>
     <w:p>
@@ -9518,7 +9836,40 @@
     </w:p>
     <w:p>
       <w:r>
-        <w:t xml:space="preserve">Năm values gồm helpfulness numerator, denominator, ratio, review word count và summary word count. Mẫu số được chặn tối thiểu 1 để trường hợp 0/0 hợp lệ không gây division-by-zero. </w:t>
+        <w:rPr>
+          <w:b/>
+        </w:rPr>
+        <w:t>Out [C.4] — Output đã lưu trong notebook</w:t>
+      </w:r>
+    </w:p>
+    <w:p>
+      <w:pPr>
+        <w:pStyle w:val="OutputBlock"/>
+        <w:keepLines/>
+      </w:pPr>
+      <w:r>
+        <w:t>Engineered feature names:</w:t>
+        <w:br/>
+        <w:t>['HelpfulnessNumerator', 'HelpfulnessDenominator',</w:t>
+        <w:br/>
+        <w:t xml:space="preserve"> 'HelpfulnessRatio', 'ReviewWordCount', 'SummaryWordCount']</w:t>
+        <w:br/>
+        <w:t>Tabular shape          : (1, 5)</w:t>
+        <w:br/>
+        <w:t>TF-IDF shape           : (1, 12000)</w:t>
+        <w:br/>
+        <w:t>Combined feature shape : (1, 12005)</w:t>
+      </w:r>
+    </w:p>
+    <w:p>
+      <w:r>
+        <w:rPr>
+          <w:b/>
+        </w:rPr>
+        <w:t>Giải thích code và output:</w:t>
+      </w:r>
+      <w:r>
+        <w:t xml:space="preserve"> Năm values gồm helpfulness numerator, denominator, ratio, review word count và summary word count. Mẫu số được chặn tối thiểu 1 để trường hợp 0/0 hợp lệ không gây division-by-zero. Output xác nhận </w:t>
       </w:r>
       <w:r>
         <w:rPr>
@@ -11735,6 +12086,14 @@
       </w:r>
     </w:p>
     <w:p>
+      <w:r>
+        <w:rPr>
+          <w:b/>
+        </w:rPr>
+        <w:t>In [C.8] — Fresh-process load và prediction</w:t>
+      </w:r>
+    </w:p>
+    <w:p>
       <w:pPr>
         <w:pStyle w:val="CodeBlock"/>
         <w:keepLines/>
@@ -11747,6 +12106,14 @@
         <w:t>predictions = pipeline.predict(demo)</w:t>
         <w:br/>
         <w:t>probabilities = pipeline.predict_proba(demo)[:, 1]</w:t>
+      </w:r>
+    </w:p>
+    <w:p>
+      <w:r>
+        <w:rPr>
+          <w:b/>
+        </w:rPr>
+        <w:t>Out [C.8] — Output đã lưu trong notebook</w:t>
       </w:r>
     </w:p>
     <w:p>
@@ -24205,7 +24572,10 @@
     <w:pPr>
       <w:spacing w:line="240" w:lineRule="auto" w:before="60" w:after="120"/>
       <w:ind w:left="312" w:right="198" w:firstLine="0"/>
-      <w:shd w:fill="F2F6F5"/>
+      <w:shd w:fill="F7F7F7"/>
+      <w:pBdr>
+        <w:left w:val="single" w:sz="18" w:space="6" w:color="2F6FEB"/>
+      </w:pBdr>
     </w:pPr>
     <w:rPr>
       <w:rFonts w:ascii="Consolas" w:hAnsi="Consolas" w:eastAsia="Consolas"/>
@@ -24217,7 +24587,10 @@
     <w:pPr>
       <w:spacing w:line="240" w:lineRule="auto" w:before="60" w:after="120"/>
       <w:ind w:left="312" w:right="198" w:firstLine="0"/>
-      <w:shd w:fill="EEF5F9"/>
+      <w:shd w:fill="F7FBFF"/>
+      <w:pBdr>
+        <w:left w:val="single" w:sz="18" w:space="6" w:color="D97706"/>
+      </w:pBdr>
     </w:pPr>
     <w:rPr>
       <w:rFonts w:ascii="Consolas" w:hAnsi="Consolas" w:eastAsia="Consolas"/>
